--- a/build/es_electric_units_magnitudes.docx
+++ b/build/es_electric_units_magnitudes.docx
@@ -7,7 +7,7 @@
         <w:pStyle w:val="Heading1"/>
       </w:pPr>
       <w:r>
-        <w:t>Electricity. Unidades y magnitudes.</w:t>
+        <w:t>Electricidad. Unidades y magnitudes.</w:t>
       </w:r>
     </w:p>
     <w:p>
@@ -16,6 +16,54 @@
       </w:pPr>
       <w:r>
         <w:t>¿Cuál es la unidad de carga eléctrica?</w:t>
+      </w:r>
+    </w:p>
+    <w:p>
+      <w:pPr>
+        <w:pStyle w:val="Choice"/>
+      </w:pPr>
+      <w:r>
+        <w:t>a)</w:t>
+        <w:tab/>
+        <w:t>El Coulomb (C)</w:t>
+      </w:r>
+    </w:p>
+    <w:p>
+      <w:pPr>
+        <w:pStyle w:val="Choice"/>
+      </w:pPr>
+      <w:r>
+        <w:t>b)</w:t>
+        <w:tab/>
+        <w:t>El Vatio (W)</w:t>
+      </w:r>
+    </w:p>
+    <w:p>
+      <w:pPr>
+        <w:pStyle w:val="Choice"/>
+      </w:pPr>
+      <w:r>
+        <w:t>c)</w:t>
+        <w:tab/>
+        <w:t>El Joule (J)</w:t>
+      </w:r>
+    </w:p>
+    <w:p>
+      <w:pPr>
+        <w:pStyle w:val="Choice"/>
+      </w:pPr>
+      <w:r>
+        <w:t>d)</w:t>
+        <w:tab/>
+        <w:t>El Amperio (A)</w:t>
+      </w:r>
+    </w:p>
+    <w:p>
+      <w:pPr>
+        <w:pStyle w:val="ListNumber"/>
+      </w:pPr>
+      <w:r>
+        <w:t>¿Cuál es la unidad de Voltaje (V)?</w:t>
       </w:r>
     </w:p>
     <w:p>
@@ -35,7 +83,103 @@
       <w:r>
         <w:t>b)</w:t>
         <w:tab/>
-        <w:t>El Joule (J)</w:t>
+        <w:t>El Amperio (A)</w:t>
+      </w:r>
+    </w:p>
+    <w:p>
+      <w:pPr>
+        <w:pStyle w:val="Choice"/>
+      </w:pPr>
+      <w:r>
+        <w:t>c)</w:t>
+        <w:tab/>
+        <w:t>El Voltio (V)</w:t>
+      </w:r>
+    </w:p>
+    <w:p>
+      <w:pPr>
+        <w:pStyle w:val="Choice"/>
+      </w:pPr>
+      <w:r>
+        <w:t>d)</w:t>
+        <w:tab/>
+        <w:t>El Ohmio (Ω)</w:t>
+      </w:r>
+    </w:p>
+    <w:p>
+      <w:pPr>
+        <w:pStyle w:val="ListNumber"/>
+      </w:pPr>
+      <w:r>
+        <w:t>¿Cuál es la unidad de Intensidad de corriente (I)?</w:t>
+      </w:r>
+    </w:p>
+    <w:p>
+      <w:pPr>
+        <w:pStyle w:val="Choice"/>
+      </w:pPr>
+      <w:r>
+        <w:t>a)</w:t>
+        <w:tab/>
+        <w:t>El Ohmio (Ω)</w:t>
+      </w:r>
+    </w:p>
+    <w:p>
+      <w:pPr>
+        <w:pStyle w:val="Choice"/>
+      </w:pPr>
+      <w:r>
+        <w:t>b)</w:t>
+        <w:tab/>
+        <w:t>El Vatio (W)</w:t>
+      </w:r>
+    </w:p>
+    <w:p>
+      <w:pPr>
+        <w:pStyle w:val="Choice"/>
+      </w:pPr>
+      <w:r>
+        <w:t>c)</w:t>
+        <w:tab/>
+        <w:t>El Voltio (V)</w:t>
+      </w:r>
+    </w:p>
+    <w:p>
+      <w:pPr>
+        <w:pStyle w:val="Choice"/>
+      </w:pPr>
+      <w:r>
+        <w:t>d)</w:t>
+        <w:tab/>
+        <w:t>El Amperio (A)</w:t>
+      </w:r>
+    </w:p>
+    <w:p>
+      <w:pPr>
+        <w:pStyle w:val="ListNumber"/>
+      </w:pPr>
+      <w:r>
+        <w:t>¿Cuál es la unidad de Resistencia (R)?</w:t>
+      </w:r>
+    </w:p>
+    <w:p>
+      <w:pPr>
+        <w:pStyle w:val="Choice"/>
+      </w:pPr>
+      <w:r>
+        <w:t>a)</w:t>
+        <w:tab/>
+        <w:t>El Voltio (V)</w:t>
+      </w:r>
+    </w:p>
+    <w:p>
+      <w:pPr>
+        <w:pStyle w:val="Choice"/>
+      </w:pPr>
+      <w:r>
+        <w:t>b)</w:t>
+        <w:tab/>
+        <w:t>El Vatio (W)</w:t>
       </w:r>
     </w:p>
     <w:p>
@@ -55,7 +199,7 @@
       <w:r>
         <w:t>d)</w:t>
         <w:tab/>
-        <w:t>El Coulomb (C)</w:t>
+        <w:t>El Ohmio (Ω)</w:t>
       </w:r>
     </w:p>
     <w:p>
@@ -63,7 +207,7 @@
         <w:pStyle w:val="ListNumber"/>
       </w:pPr>
       <w:r>
-        <w:t>¿Cuál es la unidad de Voltaje (V)?</w:t>
+        <w:t>¿Cuál es la unidad de Potencia (P)?</w:t>
       </w:r>
     </w:p>
     <w:p>
@@ -111,7 +255,7 @@
         <w:pStyle w:val="ListNumber"/>
       </w:pPr>
       <w:r>
-        <w:t>¿Cuál es la unidad de Intensidad de corriente (I)?</w:t>
+        <w:t>¿Cuál es la unidad de Energía eléctrica (E)?</w:t>
       </w:r>
     </w:p>
     <w:p>
@@ -121,7 +265,7 @@
       <w:r>
         <w:t>a)</w:t>
         <w:tab/>
-        <w:t>El Voltio (V)</w:t>
+        <w:t>El kilovatio hora (kWh)</w:t>
       </w:r>
     </w:p>
     <w:p>
@@ -131,7 +275,7 @@
       <w:r>
         <w:t>b)</w:t>
         <w:tab/>
-        <w:t>El Vatio (W)</w:t>
+        <w:t>El Voltio (V)</w:t>
       </w:r>
     </w:p>
     <w:p>
@@ -159,7 +303,7 @@
         <w:pStyle w:val="ListNumber"/>
       </w:pPr>
       <w:r>
-        <w:t>¿Cuál es la unidad de Resistencia (R)?</w:t>
+        <w:t>¿Qué miden los Amperios (A)?</w:t>
       </w:r>
     </w:p>
     <w:p>
@@ -169,7 +313,7 @@
       <w:r>
         <w:t>a)</w:t>
         <w:tab/>
-        <w:t>El Vatio (W)</w:t>
+        <w:t>Potencia (P)</w:t>
       </w:r>
     </w:p>
     <w:p>
@@ -179,7 +323,7 @@
       <w:r>
         <w:t>b)</w:t>
         <w:tab/>
-        <w:t>El Voltio (V)</w:t>
+        <w:t>Resistencia (R)</w:t>
       </w:r>
     </w:p>
     <w:p>
@@ -189,7 +333,7 @@
       <w:r>
         <w:t>c)</w:t>
         <w:tab/>
-        <w:t>El Ohmio (Ω)</w:t>
+        <w:t>Voltaje (V)</w:t>
       </w:r>
     </w:p>
     <w:p>
@@ -199,7 +343,7 @@
       <w:r>
         <w:t>d)</w:t>
         <w:tab/>
-        <w:t>El Amperio (A)</w:t>
+        <w:t>Intensidad de corriente (I)</w:t>
       </w:r>
     </w:p>
     <w:p>
@@ -207,7 +351,7 @@
         <w:pStyle w:val="ListNumber"/>
       </w:pPr>
       <w:r>
-        <w:t>¿Cuál es la unidad de Potencia (P)?</w:t>
+        <w:t>¿Qué miden los Voltios (V)?</w:t>
       </w:r>
     </w:p>
     <w:p>
@@ -217,7 +361,7 @@
       <w:r>
         <w:t>a)</w:t>
         <w:tab/>
-        <w:t>El Ohmio (Ω)</w:t>
+        <w:t>Resistencia (R)</w:t>
       </w:r>
     </w:p>
     <w:p>
@@ -227,7 +371,7 @@
       <w:r>
         <w:t>b)</w:t>
         <w:tab/>
-        <w:t>El Vatio (W)</w:t>
+        <w:t>Voltaje (V)</w:t>
       </w:r>
     </w:p>
     <w:p>
@@ -237,7 +381,7 @@
       <w:r>
         <w:t>c)</w:t>
         <w:tab/>
-        <w:t>El Amperio (A)</w:t>
+        <w:t>Intensidad de corriente (I)</w:t>
       </w:r>
     </w:p>
     <w:p>
@@ -247,7 +391,7 @@
       <w:r>
         <w:t>d)</w:t>
         <w:tab/>
-        <w:t>El Voltio (V)</w:t>
+        <w:t>Potencia (P)</w:t>
       </w:r>
     </w:p>
     <w:p>
@@ -255,7 +399,7 @@
         <w:pStyle w:val="ListNumber"/>
       </w:pPr>
       <w:r>
-        <w:t>¿Cuál es la unidad de Energía eléctrica (E)?</w:t>
+        <w:t>¿Qué miden los Ohmios (Ω)?</w:t>
       </w:r>
     </w:p>
     <w:p>
@@ -265,7 +409,7 @@
       <w:r>
         <w:t>a)</w:t>
         <w:tab/>
-        <w:t>El Amperio (A)</w:t>
+        <w:t>Potencia (P)</w:t>
       </w:r>
     </w:p>
     <w:p>
@@ -275,7 +419,7 @@
       <w:r>
         <w:t>b)</w:t>
         <w:tab/>
-        <w:t>El Ohmio (Ω)</w:t>
+        <w:t>Voltaje (V)</w:t>
       </w:r>
     </w:p>
     <w:p>
@@ -285,7 +429,7 @@
       <w:r>
         <w:t>c)</w:t>
         <w:tab/>
-        <w:t>El Voltio (V)</w:t>
+        <w:t>Resistencia (R)</w:t>
       </w:r>
     </w:p>
     <w:p>
@@ -295,7 +439,7 @@
       <w:r>
         <w:t>d)</w:t>
         <w:tab/>
-        <w:t>El kilovatio hora (kWh)</w:t>
+        <w:t>Intensidad de corriente (I)</w:t>
       </w:r>
     </w:p>
     <w:p>
@@ -303,7 +447,7 @@
         <w:pStyle w:val="ListNumber"/>
       </w:pPr>
       <w:r>
-        <w:t>¿Qué miden los Amperios (A)?</w:t>
+        <w:t>¿Qué miden los Vatios (W)?</w:t>
       </w:r>
     </w:p>
     <w:p>
@@ -323,7 +467,7 @@
       <w:r>
         <w:t>b)</w:t>
         <w:tab/>
-        <w:t>Intensidad de corriente (I)</w:t>
+        <w:t>Resistencia (R)</w:t>
       </w:r>
     </w:p>
     <w:p>
@@ -333,7 +477,7 @@
       <w:r>
         <w:t>c)</w:t>
         <w:tab/>
-        <w:t>Resistencia (R)</w:t>
+        <w:t>Intensidad de corriente (I)</w:t>
       </w:r>
     </w:p>
     <w:p>
@@ -351,55 +495,7 @@
         <w:pStyle w:val="ListNumber"/>
       </w:pPr>
       <w:r>
-        <w:t>¿Qué miden los Voltios (V)?</w:t>
-      </w:r>
-    </w:p>
-    <w:p>
-      <w:pPr>
-        <w:pStyle w:val="Choice"/>
-      </w:pPr>
-      <w:r>
-        <w:t>a)</w:t>
-        <w:tab/>
-        <w:t>Intensidad de corriente (I)</w:t>
-      </w:r>
-    </w:p>
-    <w:p>
-      <w:pPr>
-        <w:pStyle w:val="Choice"/>
-      </w:pPr>
-      <w:r>
-        <w:t>b)</w:t>
-        <w:tab/>
-        <w:t>Voltaje (V)</w:t>
-      </w:r>
-    </w:p>
-    <w:p>
-      <w:pPr>
-        <w:pStyle w:val="Choice"/>
-      </w:pPr>
-      <w:r>
-        <w:t>c)</w:t>
-        <w:tab/>
-        <w:t>Resistencia (R)</w:t>
-      </w:r>
-    </w:p>
-    <w:p>
-      <w:pPr>
-        <w:pStyle w:val="Choice"/>
-      </w:pPr>
-      <w:r>
-        <w:t>d)</w:t>
-        <w:tab/>
-        <w:t>Potencia (P)</w:t>
-      </w:r>
-    </w:p>
-    <w:p>
-      <w:pPr>
-        <w:pStyle w:val="ListNumber"/>
-      </w:pPr>
-      <w:r>
-        <w:t>¿Qué miden los Ohmios (Ω)?</w:t>
+        <w:t>¿Qué miden los kilovatios hora (A)?</w:t>
       </w:r>
     </w:p>
     <w:p>
@@ -419,7 +515,7 @@
       <w:r>
         <w:t>b)</w:t>
         <w:tab/>
-        <w:t>Resistencia (R)</w:t>
+        <w:t>Energía eléctrica (E)</w:t>
       </w:r>
     </w:p>
     <w:p>
@@ -439,7 +535,7 @@
       <w:r>
         <w:t>d)</w:t>
         <w:tab/>
-        <w:t>Intensidad de corriente (I)</w:t>
+        <w:t>Resistencia (R)</w:t>
       </w:r>
     </w:p>
     <w:p>
@@ -447,7 +543,7 @@
         <w:pStyle w:val="ListNumber"/>
       </w:pPr>
       <w:r>
-        <w:t>¿Qué miden los Vatios (W)?</w:t>
+        <w:t>¿Qué miden los Coulomb (C)?</w:t>
       </w:r>
     </w:p>
     <w:p>
@@ -457,7 +553,7 @@
       <w:r>
         <w:t>a)</w:t>
         <w:tab/>
-        <w:t>Voltaje (V)</w:t>
+        <w:t>Carga eléctrica (Q)</w:t>
       </w:r>
     </w:p>
     <w:p>
@@ -467,7 +563,7 @@
       <w:r>
         <w:t>b)</w:t>
         <w:tab/>
-        <w:t>Potencia (P)</w:t>
+        <w:t>Resistencia (R)</w:t>
       </w:r>
     </w:p>
     <w:p>
@@ -477,7 +573,7 @@
       <w:r>
         <w:t>c)</w:t>
         <w:tab/>
-        <w:t>Resistencia (R)</w:t>
+        <w:t>Voltaje (V)</w:t>
       </w:r>
     </w:p>
     <w:p>
@@ -495,102 +591,6 @@
         <w:pStyle w:val="ListNumber"/>
       </w:pPr>
       <w:r>
-        <w:t>¿Qué miden los kilovatios hora (A)?</w:t>
-      </w:r>
-    </w:p>
-    <w:p>
-      <w:pPr>
-        <w:pStyle w:val="Choice"/>
-      </w:pPr>
-      <w:r>
-        <w:t>a)</w:t>
-        <w:tab/>
-        <w:t>Resistencia (R)</w:t>
-      </w:r>
-    </w:p>
-    <w:p>
-      <w:pPr>
-        <w:pStyle w:val="Choice"/>
-      </w:pPr>
-      <w:r>
-        <w:t>b)</w:t>
-        <w:tab/>
-        <w:t>Potencia (P)</w:t>
-      </w:r>
-    </w:p>
-    <w:p>
-      <w:pPr>
-        <w:pStyle w:val="Choice"/>
-      </w:pPr>
-      <w:r>
-        <w:t>c)</w:t>
-        <w:tab/>
-        <w:t>Voltaje (V)</w:t>
-      </w:r>
-    </w:p>
-    <w:p>
-      <w:pPr>
-        <w:pStyle w:val="Choice"/>
-      </w:pPr>
-      <w:r>
-        <w:t>d)</w:t>
-        <w:tab/>
-        <w:t>Energía eléctrica (E)</w:t>
-      </w:r>
-    </w:p>
-    <w:p>
-      <w:pPr>
-        <w:pStyle w:val="ListNumber"/>
-      </w:pPr>
-      <w:r>
-        <w:t>¿Qué miden los Coulomb (C)?</w:t>
-      </w:r>
-    </w:p>
-    <w:p>
-      <w:pPr>
-        <w:pStyle w:val="Choice"/>
-      </w:pPr>
-      <w:r>
-        <w:t>a)</w:t>
-        <w:tab/>
-        <w:t>Voltaje (V)</w:t>
-      </w:r>
-    </w:p>
-    <w:p>
-      <w:pPr>
-        <w:pStyle w:val="Choice"/>
-      </w:pPr>
-      <w:r>
-        <w:t>b)</w:t>
-        <w:tab/>
-        <w:t>Intensidad de corriente (I)</w:t>
-      </w:r>
-    </w:p>
-    <w:p>
-      <w:pPr>
-        <w:pStyle w:val="Choice"/>
-      </w:pPr>
-      <w:r>
-        <w:t>c)</w:t>
-        <w:tab/>
-        <w:t>Carga eléctrica (Q)</w:t>
-      </w:r>
-    </w:p>
-    <w:p>
-      <w:pPr>
-        <w:pStyle w:val="Choice"/>
-      </w:pPr>
-      <w:r>
-        <w:t>d)</w:t>
-        <w:tab/>
-        <w:t>Resistencia (R)</w:t>
-      </w:r>
-    </w:p>
-    <w:p>
-      <w:pPr>
-        <w:pStyle w:val="ListNumber"/>
-      </w:pPr>
-      <w:r>
         <w:t>¿A cuánto equivale un Coulomb (C)?</w:t>
       </w:r>
     </w:p>
@@ -611,7 +611,7 @@
       <w:r>
         <w:t>b)</w:t>
         <w:tab/>
-        <w:t>6,2 x 10^6 electrones</w:t>
+        <w:t>6,2 x 10^18 electrones</w:t>
       </w:r>
     </w:p>
     <w:p>
@@ -621,7 +621,7 @@
       <w:r>
         <w:t>c)</w:t>
         <w:tab/>
-        <w:t>6,2 x 10^18 electrones</w:t>
+        <w:t>6,2 x 10^6 electrones</w:t>
       </w:r>
     </w:p>
     <w:p>
@@ -649,7 +649,7 @@
       <w:r>
         <w:t>a)</w:t>
         <w:tab/>
-        <w:t>Pocos amperios</w:t>
+        <w:t>Un amperio</w:t>
       </w:r>
     </w:p>
     <w:p>
@@ -669,7 +669,7 @@
       <w:r>
         <w:t>c)</w:t>
         <w:tab/>
-        <w:t>Un amperio</w:t>
+        <w:t>Pocos amperios</w:t>
       </w:r>
     </w:p>
     <w:p>
@@ -697,7 +697,7 @@
       <w:r>
         <w:t>a)</w:t>
         <w:tab/>
-        <w:t>Trillones cada segundo</w:t>
+        <w:t>Billones cada segundo</w:t>
       </w:r>
     </w:p>
     <w:p>
@@ -706,6 +706,16 @@
       </w:pPr>
       <w:r>
         <w:t>b)</w:t>
+        <w:tab/>
+        <w:t>Millones cada segundo</w:t>
+      </w:r>
+    </w:p>
+    <w:p>
+      <w:pPr>
+        <w:pStyle w:val="Choice"/>
+      </w:pPr>
+      <w:r>
+        <w:t>c)</w:t>
         <w:tab/>
         <w:t>Miles cada segundo</w:t>
       </w:r>
@@ -715,19 +725,9 @@
         <w:pStyle w:val="Choice"/>
       </w:pPr>
       <w:r>
-        <w:t>c)</w:t>
-        <w:tab/>
-        <w:t>Billones cada segundo</w:t>
-      </w:r>
-    </w:p>
-    <w:p>
-      <w:pPr>
-        <w:pStyle w:val="Choice"/>
-      </w:pPr>
-      <w:r>
         <w:t>d)</w:t>
         <w:tab/>
-        <w:t>Millones cada segundo</w:t>
+        <w:t>Trillones cada segundo</w:t>
       </w:r>
     </w:p>
     <w:p>
@@ -765,7 +765,7 @@
       <w:r>
         <w:t>c)</w:t>
         <w:tab/>
-        <w:t>Por favor, mide la resistencia que pasa por ese cable</w:t>
+        <w:t>Por favor, mide la intensidad que pasa por ese cable</w:t>
       </w:r>
     </w:p>
     <w:p>
@@ -775,7 +775,7 @@
       <w:r>
         <w:t>d)</w:t>
         <w:tab/>
-        <w:t>Por favor, mide la intensidad que pasa por ese cable</w:t>
+        <w:t>Por favor, mide la resistencia que pasa por ese cable</w:t>
       </w:r>
     </w:p>
     <w:p>
@@ -793,7 +793,7 @@
       <w:r>
         <w:t>a)</w:t>
         <w:tab/>
-        <w:t>Por favor, mide la energía que hay entre esas dos bornas</w:t>
+        <w:t>Por favor, mide la potencia que hay entre esas dos bornas</w:t>
       </w:r>
     </w:p>
     <w:p>
@@ -803,7 +803,7 @@
       <w:r>
         <w:t>b)</w:t>
         <w:tab/>
-        <w:t>Por favor, mide el voltaje que hay entre esas dos bornas</w:t>
+        <w:t>Por favor, mide la energía que hay entre esas dos bornas</w:t>
       </w:r>
     </w:p>
     <w:p>
@@ -823,7 +823,7 @@
       <w:r>
         <w:t>d)</w:t>
         <w:tab/>
-        <w:t>Por favor, mide la potencia que hay entre esas dos bornas</w:t>
+        <w:t>Por favor, mide el voltaje que hay entre esas dos bornas</w:t>
       </w:r>
     </w:p>
     <w:p>
@@ -841,7 +841,7 @@
       <w:r>
         <w:t>a)</w:t>
         <w:tab/>
-        <w:t>La oposición que presenta un material a ser atravesado por los electrones</w:t>
+        <w:t>La energía de esa corriente</w:t>
       </w:r>
     </w:p>
     <w:p>
@@ -861,7 +861,7 @@
       <w:r>
         <w:t>c)</w:t>
         <w:tab/>
-        <w:t>La energía de esa corriente</w:t>
+        <w:t>La cantidad de electrones que pasan por un punto en un tiempo determinado</w:t>
       </w:r>
     </w:p>
     <w:p>
@@ -871,7 +871,7 @@
       <w:r>
         <w:t>d)</w:t>
         <w:tab/>
-        <w:t>La cantidad de electrones que pasan por un punto en un tiempo determinado</w:t>
+        <w:t>La oposición que presenta un material a ser atravesado por los electrones</w:t>
       </w:r>
     </w:p>
     <w:p>
@@ -899,7 +899,7 @@
       <w:r>
         <w:t>b)</w:t>
         <w:tab/>
-        <w:t>La energía que pierde al ser atravesado por una corriente</w:t>
+        <w:t>La cantidad de calor que genera al ser atravesado por la corriente eléctrica</w:t>
       </w:r>
     </w:p>
     <w:p>
@@ -909,7 +909,7 @@
       <w:r>
         <w:t>c)</w:t>
         <w:tab/>
-        <w:t>La cantidad de calor que genera al ser atravesado por la corriente eléctrica</w:t>
+        <w:t>La energía que pierde al ser atravesado por una corriente</w:t>
       </w:r>
     </w:p>
     <w:p>
@@ -937,7 +937,7 @@
       <w:r>
         <w:t>a)</w:t>
         <w:tab/>
-        <w:t>La energía que proporciona por unidad de tiempo</w:t>
+        <w:t>La oposición que tiene a que lo atraviese la corriente</w:t>
       </w:r>
     </w:p>
     <w:p>
@@ -946,6 +946,16 @@
       </w:pPr>
       <w:r>
         <w:t>b)</w:t>
+        <w:tab/>
+        <w:t>La cantidad de electrones que pasan por unidad de tiempo</w:t>
+      </w:r>
+    </w:p>
+    <w:p>
+      <w:pPr>
+        <w:pStyle w:val="Choice"/>
+      </w:pPr>
+      <w:r>
+        <w:t>c)</w:t>
         <w:tab/>
         <w:t>La energía que proporciona por unidad de carga</w:t>
       </w:r>
@@ -955,19 +965,9 @@
         <w:pStyle w:val="Choice"/>
       </w:pPr>
       <w:r>
-        <w:t>c)</w:t>
-        <w:tab/>
-        <w:t>La cantidad de electrones que pasan por unidad de tiempo</w:t>
-      </w:r>
-    </w:p>
-    <w:p>
-      <w:pPr>
-        <w:pStyle w:val="Choice"/>
-      </w:pPr>
-      <w:r>
         <w:t>d)</w:t>
         <w:tab/>
-        <w:t>La oposición que tiene a que lo atraviese la corriente</w:t>
+        <w:t>La energía que proporciona por unidad de tiempo</w:t>
       </w:r>
     </w:p>
     <w:p>
@@ -985,6 +985,26 @@
       <w:r>
         <w:t>a)</w:t>
         <w:tab/>
+        <w:t>La cantidad de electrones por segundo que salen de la pila</w:t>
+      </w:r>
+    </w:p>
+    <w:p>
+      <w:pPr>
+        <w:pStyle w:val="Choice"/>
+      </w:pPr>
+      <w:r>
+        <w:t>b)</w:t>
+        <w:tab/>
+        <w:t>La cantidad de electrones que hay almacenados en esa pila</w:t>
+      </w:r>
+    </w:p>
+    <w:p>
+      <w:pPr>
+        <w:pStyle w:val="Choice"/>
+      </w:pPr>
+      <w:r>
+        <w:t>c)</w:t>
+        <w:tab/>
         <w:t>La energía que proporciona cada unidad de carga</w:t>
       </w:r>
     </w:p>
@@ -993,29 +1013,9 @@
         <w:pStyle w:val="Choice"/>
       </w:pPr>
       <w:r>
-        <w:t>b)</w:t>
-        <w:tab/>
-        <w:t>La cantidad de electrones por segundo que salen de la pila</w:t>
-      </w:r>
-    </w:p>
-    <w:p>
-      <w:pPr>
-        <w:pStyle w:val="Choice"/>
-      </w:pPr>
-      <w:r>
-        <w:t>c)</w:t>
+        <w:t>d)</w:t>
         <w:tab/>
         <w:t>La potencia eléctrica que desarrolla esa pila</w:t>
-      </w:r>
-    </w:p>
-    <w:p>
-      <w:pPr>
-        <w:pStyle w:val="Choice"/>
-      </w:pPr>
-      <w:r>
-        <w:t>d)</w:t>
-        <w:tab/>
-        <w:t>La cantidad de electrones que hay almacenados en esa pila</w:t>
       </w:r>
     </w:p>
     <w:sectPr>
